--- a/az/discovery-articles/3.5 Avtomobil.docx
+++ b/az/discovery-articles/3.5 Avtomobil.docx
@@ -4,533 +4,351 @@
   <w:body>
     <w:p>
       <w:pPr>
-        <w:keepNext/>
-        <w:spacing w:before="280" w:after="120"/>
+        <w:pStyle w:val="Title"/>
+        <w:widowControl/>
       </w:pPr>
       <w:r>
-        <w:rPr>
-          <w:rFonts w:ascii="Calibri" w:hAnsi="Calibri" w:eastAsia="Calibri"/>
-          <w:b/>
-          <w:i w:val="0"/>
-          <w:color w:val="004E8C"/>
-          <w:sz w:val="44"/>
-        </w:rPr>
         <w:t>3.5 Avtomobil</w:t>
       </w:r>
     </w:p>
     <w:p>
       <w:pPr>
-        <w:spacing w:after="80"/>
+        <w:keepNext/>
+        <w:widowControl/>
       </w:pPr>
       <w:r>
         <w:rPr>
-          <w:rFonts w:ascii="Calibri" w:hAnsi="Calibri" w:eastAsia="Calibri"/>
-          <w:b w:val="0"/>
-          <w:i/>
-          <w:color w:val="505050"/>
-          <w:sz w:val="22"/>
+          <w:sz w:val="20"/>
         </w:rPr>
-        <w:t>3. Sənaye, enerji və nəqliyyat</w:t>
-      </w:r>
-    </w:p>
-    <w:p>
-      <w:pPr>
-        <w:spacing w:after="200"/>
-      </w:pPr>
-      <w:r>
-        <w:rPr>
-          <w:rFonts w:ascii="Calibri" w:hAnsi="Calibri" w:eastAsia="Calibri"/>
-          <w:b w:val="0"/>
-          <w:i/>
-          <w:sz w:val="22"/>
-        </w:rPr>
-        <w:t>Dövr: 1885–1886-cı illər (Benz Patent-Motorwagen); 1908-ci ildən kütləvi istehsal (Ford Model T) | Əsas simalar: Karl Bens; Qotlib Daymler; Henri Ford (kütləvi istehsal)</w:t>
-      </w:r>
-    </w:p>
-    <w:p>
-      <w:pPr>
-        <w:spacing w:after="160" w:line="276" w:lineRule="auto"/>
-      </w:pPr>
-      <w:r>
-        <w:rPr>
-          <w:rFonts w:ascii="Calibri" w:hAnsi="Calibri" w:eastAsia="Calibri"/>
-          <w:b w:val="0"/>
-          <w:i w:val="0"/>
-          <w:sz w:val="22"/>
-        </w:rPr>
-        <w:t>Avtomobil adətən daxiliyanma mühərriki, getdikcə daha çox isə elektrik mühərriki ilə hərəkət edən özüyeriyən yol nəqliyyat vasitəsidir. O, şəhərləri, əmək həyatını və məsafə anlayışını yenidən qurdu.</w:t>
+        <w:t>3 Sənaye enerji və nəqliyyat</w:t>
       </w:r>
     </w:p>
     <w:p>
       <w:pPr>
         <w:keepNext/>
-        <w:spacing w:before="240" w:after="120"/>
+        <w:widowControl/>
       </w:pPr>
       <w:r>
         <w:rPr>
-          <w:rFonts w:ascii="Calibri" w:hAnsi="Calibri" w:eastAsia="Calibri"/>
-          <w:b/>
-          <w:i w:val="0"/>
-          <w:color w:val="004E8C"/>
-          <w:sz w:val="28"/>
+          <w:sz w:val="20"/>
         </w:rPr>
-        <w:t>Əsas faktlar</w:t>
+        <w:t>Dövr: 1885–1886 (Bensin Patent-Motorwagen avtomobili); 1908-ci ildən kütləvi istehsal (Ford Model T) | Əsas şəxslər: Karl Bens; Qotlib Daymler; Henri Ford (kütləvi istehsal)</w:t>
+      </w:r>
+    </w:p>
+    <w:p>
+      <w:pPr>
+        <w:widowControl/>
+      </w:pPr>
+      <w:r>
+        <w:t>Avtomobil adətən daxiliyanma, getdikcə daha çox isə elektrik mühərriki ilə öz gücünə hərəkət edən yol nəqliyyatıdır. O, şəhərləri, əmək həyatını və insanların məsafə haqqında təsəvvürünü dəyişdirdi.</w:t>
+      </w:r>
+    </w:p>
+    <w:p>
+      <w:pPr>
+        <w:pStyle w:val="Heading1"/>
+        <w:widowControl/>
+      </w:pPr>
+      <w:r>
+        <w:t>Əsas məlumatlar</w:t>
       </w:r>
     </w:p>
     <w:p>
       <w:pPr>
         <w:pStyle w:val="ListBullet"/>
+        <w:widowControl/>
       </w:pPr>
       <w:r>
-        <w:rPr>
-          <w:rFonts w:ascii="Calibri" w:hAnsi="Calibri" w:eastAsia="Calibri"/>
-          <w:b w:val="0"/>
-          <w:i w:val="0"/>
-          <w:sz w:val="22"/>
-        </w:rPr>
-        <w:t>Karl Bens 1886-cı ildə benzinlə işləyən üçtəkərli nəqliyyat vasitəsinə patent alıb</w:t>
+        <w:t>Karl Bens 1886-cı ildə benzinlə işləyən üçtəkərli nəqliyyat vasitəsini patentləşdirdi.</w:t>
       </w:r>
     </w:p>
     <w:p>
       <w:pPr>
         <w:pStyle w:val="ListBullet"/>
+        <w:widowControl/>
       </w:pPr>
       <w:r>
-        <w:rPr>
-          <w:rFonts w:ascii="Calibri" w:hAnsi="Calibri" w:eastAsia="Calibri"/>
-          <w:b w:val="0"/>
-          <w:i w:val="0"/>
-          <w:sz w:val="22"/>
-        </w:rPr>
-        <w:t>İlk istehsalçılar arasında Daymler, Panar və çoxsaylı emalatxana ustaları olub</w:t>
+        <w:t>İlk istehsalçılar arasında Daymler, Panhard və çoxsaylı emalatxanalar vardı.</w:t>
       </w:r>
     </w:p>
     <w:p>
       <w:pPr>
         <w:pStyle w:val="ListBullet"/>
+        <w:widowControl/>
       </w:pPr>
       <w:r>
-        <w:rPr>
-          <w:rFonts w:ascii="Calibri" w:hAnsi="Calibri" w:eastAsia="Calibri"/>
-          <w:b w:val="0"/>
-          <w:i w:val="0"/>
-          <w:sz w:val="22"/>
-        </w:rPr>
-        <w:t>Henri Fordun Model T avtomobili (1908) və hərəkətli konveyeri maşını geniş əhali üçün əlçatan edib</w:t>
+        <w:t>Henri Fordun Model T avtomobili (1908) və hərəkətli yığım xətti avtomobili daha geniş kütlənin ala bilməsinə şərait yaratdı.</w:t>
       </w:r>
     </w:p>
     <w:p>
       <w:pPr>
         <w:pStyle w:val="ListBullet"/>
+        <w:widowControl/>
       </w:pPr>
       <w:r>
-        <w:rPr>
-          <w:rFonts w:ascii="Calibri" w:hAnsi="Calibri" w:eastAsia="Calibri"/>
-          <w:b w:val="0"/>
-          <w:i w:val="0"/>
-          <w:sz w:val="22"/>
-        </w:rPr>
-        <w:t>Avtomobilin kütləviləşməsi yolların, şəhərətrafı yaşayışın və böyük neft tələbatının yaranmasına səbəb olub</w:t>
+        <w:t>Avtomobillərin kütləviləşməsi yolların, şəhərətrafı yaşayışın və neftə tələbatın artmasına səbəb oldu.</w:t>
       </w:r>
     </w:p>
     <w:p>
       <w:pPr>
         <w:pStyle w:val="ListBullet"/>
+        <w:widowControl/>
       </w:pPr>
       <w:r>
-        <w:rPr>
-          <w:rFonts w:ascii="Calibri" w:hAnsi="Calibri" w:eastAsia="Calibri"/>
-          <w:b w:val="0"/>
-          <w:i w:val="0"/>
-          <w:sz w:val="22"/>
-        </w:rPr>
-        <w:t>Təhlükəsizlik, çirklənmə və iqlim məsələləri avtomobilin gələcək inkişafını müəyyənləşdirir</w:t>
+        <w:t>İnkişafın indiki mərhələsini təhlükəsizlik, çirklənmə və iqlim məsələləri formalaşdırır.</w:t>
       </w:r>
     </w:p>
     <w:p>
       <w:pPr>
-        <w:keepNext/>
-        <w:spacing w:before="240" w:after="120"/>
+        <w:pStyle w:val="Heading1"/>
+        <w:widowControl/>
       </w:pPr>
       <w:r>
-        <w:rPr>
-          <w:rFonts w:ascii="Calibri" w:hAnsi="Calibri" w:eastAsia="Calibri"/>
-          <w:b/>
-          <w:i w:val="0"/>
-          <w:color w:val="004E8C"/>
-          <w:sz w:val="28"/>
-        </w:rPr>
         <w:t>Bu nədir</w:t>
       </w:r>
     </w:p>
     <w:p>
       <w:pPr>
-        <w:spacing w:after="160" w:line="276" w:lineRule="auto"/>
+        <w:widowControl/>
       </w:pPr>
       <w:r>
-        <w:rPr>
-          <w:rFonts w:ascii="Calibri" w:hAnsi="Calibri" w:eastAsia="Calibri"/>
-          <w:b w:val="0"/>
-          <w:i w:val="0"/>
-          <w:sz w:val="22"/>
-        </w:rPr>
-        <w:t>Avtomobil sürücünün idarə etdiyi və öz enerji mənbəyi ilə insanları yollarda daşıyan nəqliyyat vasitəsidir. XX əsrdə avtomobillərin əksəriyyətində benzin və ya dizel mühərriki, ötürmə sistemi və dörd təkər vardı. Adındakı «avto» onun at arabasından fərqli olaraq öz gücü ilə hərəkət etdiyini bildirir. Avtomobil bütöv sistemdir: mühərrik, əyləc, şinlər, daha sonra elektrik və elektronika — təkərlər üzərində hərəkət edən şəxsi otaq.</w:t>
+        <w:t>Avtomobil insanları yollarda öz gücü ilə daşıyan, sürücünün idarə etdiyi nəqliyyat vasitəsidir. XX əsrin avtomobillərinin əksəriyyətində benzin və ya dizel mühərriki, ötürmələr sistemi və dörd təkər vardı. Addakı «avto» hissəsi onun at arabasından fərqli olaraq öz-özünə hərəkət etdiyini bildirir. Avtomobil mühərrik, əyləclər, şinlər, sonralar isə elektrik və elektron avadanlıqdan ibarət bütöv sistemdir — sanki təkərlər üzərində şəxsi otaqdır.</w:t>
       </w:r>
     </w:p>
     <w:p>
       <w:pPr>
-        <w:keepNext/>
-        <w:spacing w:before="240" w:after="120"/>
+        <w:pStyle w:val="Heading1"/>
+        <w:widowControl/>
       </w:pPr>
       <w:r>
-        <w:rPr>
-          <w:rFonts w:ascii="Calibri" w:hAnsi="Calibri" w:eastAsia="Calibri"/>
-          <w:b/>
-          <w:i w:val="0"/>
-          <w:color w:val="004E8C"/>
-          <w:sz w:val="28"/>
-        </w:rPr>
-        <w:t>Onu kim kəşf və ya ixtira edib</w:t>
+        <w:t>Kim kəşf edib və ya yaradıb</w:t>
       </w:r>
     </w:p>
     <w:p>
       <w:pPr>
-        <w:spacing w:after="160" w:line="276" w:lineRule="auto"/>
+        <w:widowControl/>
       </w:pPr>
       <w:r>
-        <w:rPr>
-          <w:rFonts w:ascii="Calibri" w:hAnsi="Calibri" w:eastAsia="Calibri"/>
-          <w:b w:val="0"/>
-          <w:i w:val="0"/>
-          <w:sz w:val="22"/>
-        </w:rPr>
-        <w:t>Mannheymli Karl Bens 1886-cı ildə benzinlə işləyən üçtəkərli nəqliyyat vasitəsinə patent aldı; Berta Bensin uzun məsafəli səfəri maşının praktikliyini sübut etməyə kömək etdi. Qotlib Daymler və başqaları eyni illərdə dördtəkərli avtomobillər hazırladılar. Avtomobil bir nəfərin ixtirası deyil: Almaniya, Fransa və ABŞ-da çoxsaylı emalatxanalar bir-biri ilə rəqabət aparırdı. Henri Ford avtomobili ixtira etmədi, lakin onun gündəlik istifadə vasitəsinə çevrilməsini təmin edən istehsal üsulu yaratdı.</w:t>
+        <w:t>Manhaymdan olan Karl Bens 1886-cı ildə benzin mühərrikli üçtəkərli nəqliyyat vasitəsini patentləşdirdi. Berta Bensin uzun səfəri onun yararlılığını göstərməyə kömək etdi. Eyni illərdə Qotlib Daymler və başqaları dördtəkərli avtomobillər qururdular. Avtomobili tək bir adam icad etməyib: Almaniya, Fransa və ABŞ-da çoxsaylı emalatxanalar rəqabət aparırdı. Henri Ford avtomobilin özünü deyil, onu adi insanın həyatına daxil edən istehsal üsulunu inkişaf etdirdi.</w:t>
       </w:r>
     </w:p>
     <w:p>
       <w:pPr>
-        <w:keepNext/>
-        <w:spacing w:before="240" w:after="120"/>
+        <w:pStyle w:val="Heading1"/>
+        <w:widowControl/>
       </w:pPr>
       <w:r>
-        <w:rPr>
-          <w:rFonts w:ascii="Calibri" w:hAnsi="Calibri" w:eastAsia="Calibri"/>
-          <w:b/>
-          <w:i w:val="0"/>
-          <w:color w:val="004E8C"/>
-          <w:sz w:val="28"/>
-        </w:rPr>
-        <w:t>Nə vaxt və necə meydana gəlib</w:t>
+        <w:t>Nə vaxt və necə yaranıb</w:t>
       </w:r>
     </w:p>
     <w:p>
       <w:pPr>
-        <w:spacing w:after="160" w:line="276" w:lineRule="auto"/>
+        <w:widowControl/>
       </w:pPr>
       <w:r>
-        <w:rPr>
-          <w:rFonts w:ascii="Calibri" w:hAnsi="Calibri" w:eastAsia="Calibri"/>
-          <w:b w:val="0"/>
-          <w:i w:val="0"/>
-          <w:sz w:val="22"/>
-        </w:rPr>
-        <w:t>1880-ci illərdən 1910-cu illərədək avtomobil varlıların oyuncağından kütləvi məhsula çevrildi. Fordun Model T avtomobili (1908) və 1913-cü ildən tətbiq etdiyi hərəkətli konveyer qiymətləri azaltdı, öz fabriklərində əməkhaqqını isə yüksəltdi. Ucuz polad, neft və şəxsi hərəkət azadlığına dəyər verən mədəniyyət bu inkişafa zəmin yaratdı. İki dünya müharibəsi isə bütöv sənaye sahələrinə nəqliyyat vasitələrini böyük miqyasda istehsal etməyi öyrətdi.</w:t>
+        <w:t>1880-ci illərdən 1910-cu illərə qədər avtomobil varlıların əyləncəsindən bazar məhsuluna çevrildi. Fordun Model T-si (1908) və 1913-cü ildən tətbiq edilən hərəkətli yığım xətti qiymətləri azaltdı, onun zavodlarında əməkhaqqı isə yüksəldi. Ucuz polad, neft və şəxsi hərəkət azadlığına verilən dəyər buna zəmin yaratdı. Sonra iki dünya müharibəsi bütöv sənaye sahələrinə nəqliyyat vasitələrini böyük miqyasda istehsal etməyi öyrətdi.</w:t>
       </w:r>
     </w:p>
     <w:p>
       <w:pPr>
-        <w:keepNext/>
-        <w:spacing w:before="240" w:after="120"/>
+        <w:pStyle w:val="Heading1"/>
+        <w:widowControl/>
       </w:pPr>
       <w:r>
-        <w:rPr>
-          <w:rFonts w:ascii="Calibri" w:hAnsi="Calibri" w:eastAsia="Calibri"/>
-          <w:b/>
-          <w:i w:val="0"/>
-          <w:color w:val="004E8C"/>
-          <w:sz w:val="28"/>
-        </w:rPr>
-        <w:t>Elmi baxımdan əhəmiyyəti</w:t>
+        <w:t>Elm üçün əhəmiyyəti</w:t>
       </w:r>
     </w:p>
     <w:p>
       <w:pPr>
-        <w:spacing w:after="160" w:line="276" w:lineRule="auto"/>
+        <w:widowControl/>
       </w:pPr>
       <w:r>
-        <w:rPr>
-          <w:rFonts w:ascii="Calibri" w:hAnsi="Calibri" w:eastAsia="Calibri"/>
-          <w:b w:val="0"/>
-          <w:i w:val="0"/>
-          <w:sz w:val="22"/>
-        </w:rPr>
-        <w:t>Avtomobil mexanikanı, kimyanı — yanacaq və rezin materialları — daha sonra isə hesablama texnikasını — mühərrik idarəetməsi və təhlükəsizlik sistemlərini — bir qurğuda birləşdirir. O, nəqliyyat axınları mühəndisliyinin, qəza araşdırmalarının və tullantı qazları kimyasının yaranmasına səbəb oldu. Texnologiya kimi avtomobil tək bir böyük kəşfdən çox, müxtəlif sistemlərin uğurlu inteqrasiyasıdır. Bu inteqrasiya bir çox laboratoriya kəşfindən daha çox insanın həyatını dəyişdi.</w:t>
+        <w:t>Avtomobildə mexanika, yanacaq və rezinlə bağlı kimya, sonralar isə mühərrik idarəetməsi və təhlükəsizlik üçün hesablama texnologiyaları birləşdi. O, yol hərəkəti mühəndisliyinin, toqquşmaların elmi öyrənilməsinin və işlənmiş qazların kimyasının inkişafını tələb etdi. Avtomobil ayrı bir kəşfdən çox, müxtəlif həllərin uğurlu birləşməsidir. Bu birləşmə bir çox laboratoriya kəşfindən daha çox insanın həyatını dəyişdi.</w:t>
       </w:r>
     </w:p>
     <w:p>
       <w:pPr>
-        <w:keepNext/>
-        <w:spacing w:before="240" w:after="120"/>
+        <w:pStyle w:val="Heading1"/>
+        <w:widowControl/>
       </w:pPr>
       <w:r>
-        <w:rPr>
-          <w:rFonts w:ascii="Calibri" w:hAnsi="Calibri" w:eastAsia="Calibri"/>
-          <w:b/>
-          <w:i w:val="0"/>
-          <w:color w:val="004E8C"/>
-          <w:sz w:val="28"/>
-        </w:rPr>
-        <w:t>Sonrakı inkişaflara necə təsir göstərib</w:t>
+        <w:t>Sonrakı inkişafa təsiri</w:t>
       </w:r>
     </w:p>
     <w:p>
       <w:pPr>
-        <w:spacing w:after="160" w:line="276" w:lineRule="auto"/>
+        <w:widowControl/>
       </w:pPr>
       <w:r>
-        <w:rPr>
-          <w:rFonts w:ascii="Calibri" w:hAnsi="Calibri" w:eastAsia="Calibri"/>
-          <w:b w:val="0"/>
-          <w:i w:val="0"/>
-          <w:sz w:val="22"/>
-        </w:rPr>
-        <w:t>Magistral yollar, motellər, ticarət mərkəzləri və yükün məhz lazım olan vaxt çatdırılması sistemi avtomobilin ardınca yarandı. Yol hərəkəti qaydaları, sürücülük vəsiqələri və neft sənayesinin siyasi çəkisi də genişləndi. Elektrik avtomobilləri yeni akkumulyatorlarla köhnə ideyaya qayıdır. Sürücüyə yardım sistemləri isə eyni platformaya əlavə olunan növbəti təbəqədir: qapıdan-qapıya gedən şəxsi kabinə.</w:t>
+        <w:t>Avtomobillə birlikdə magistrallar, yolkənarı motellər, ticarət mərkəzləri və yükün məhz lazım olan vaxt çatdırıldığı təchizat sistemi genişləndi. Yol hərəkəti qaydaları, sürücülük vəsiqələri və neft sənayesinin siyasi çəkisi də artdı. Elektromobillər köhnə bir fikrə yeni batareyalarla qayıdır. Sürücüyə yardım sistemləri qapıdan qapıya gedən şəxsi kabinəyə əlavə edilmiş növbəti texnoloji qatdır.</w:t>
       </w:r>
     </w:p>
     <w:p>
       <w:pPr>
-        <w:keepNext/>
-        <w:spacing w:before="240" w:after="120"/>
+        <w:pStyle w:val="Heading1"/>
+        <w:widowControl/>
       </w:pPr>
       <w:r>
-        <w:rPr>
-          <w:rFonts w:ascii="Calibri" w:hAnsi="Calibri" w:eastAsia="Calibri"/>
-          <w:b/>
-          <w:i w:val="0"/>
-          <w:color w:val="004E8C"/>
-          <w:sz w:val="28"/>
-        </w:rPr>
         <w:t>İnsan həyatını necə dəyişib</w:t>
       </w:r>
     </w:p>
     <w:p>
       <w:pPr>
-        <w:spacing w:after="160" w:line="276" w:lineRule="auto"/>
+        <w:widowControl/>
       </w:pPr>
       <w:r>
-        <w:rPr>
-          <w:rFonts w:ascii="Calibri" w:hAnsi="Calibri" w:eastAsia="Calibri"/>
-          <w:b w:val="0"/>
-          <w:i w:val="0"/>
-          <w:sz w:val="22"/>
-        </w:rPr>
-        <w:t>Gündəlik həyat şəxsi səyahət imkanı qazandı, lakin bir çox şəhər piyada hərəkət üçün əlverişli sıxlığını itirdi. Ailələr iş yerindən uzaqda yaşaya bildilər, bəzi kəndlər isə boşaldı. Bir çox ölkədə yol qəzaları gənclər arasında əsas ölüm səbəblərindən birinə çevrildi. Avtomobil eyni əşyada həm azadlığı, həm də onun bədəlini birləşdirir. Cəmiyyətlər indi hərəkət azadlığını qoruyub zərəri azaltmaq üçün küçələri və mühərrikləri yenidən qururlar.</w:t>
+        <w:t>İnsanlar fərdi nəqliyyat qazandılar, lakin bir çox şəhərdə piyada rahat hərəkətə imkan verən sıx yaşayış quruluşu zəiflədi. Ailələr işdən daha uzaqda yaşaya bildi, bəzi kəndlər boşaldı. Bir çox ölkədə yol qəzaları gənclər arasında əsas ölüm səbəblərindən birinə çevrildi. Avtomobil azadlıqla onun bədəlini bir araya gətirir. Cəmiyyətlər bu azadlığı qoruyub zərəri azaltmaq üçün küçələri və mühərrikləri yenidən layihələndirirlər.</w:t>
       </w:r>
     </w:p>
     <w:p>
       <w:pPr>
-        <w:keepNext/>
-        <w:spacing w:before="240" w:after="120"/>
+        <w:pStyle w:val="Heading1"/>
+        <w:widowControl/>
       </w:pPr>
       <w:r>
-        <w:rPr>
-          <w:rFonts w:ascii="Calibri" w:hAnsi="Calibri" w:eastAsia="Calibri"/>
-          <w:b/>
-          <w:i w:val="0"/>
-          <w:color w:val="004E8C"/>
-          <w:sz w:val="28"/>
-        </w:rPr>
         <w:t>Mənbələr və istinadlar</w:t>
       </w:r>
     </w:p>
     <w:p>
       <w:pPr>
-        <w:keepNext/>
-        <w:spacing w:before="240" w:after="120"/>
+        <w:pStyle w:val="Heading2"/>
+        <w:widowControl/>
       </w:pPr>
       <w:r>
         <w:rPr>
-          <w:rFonts w:ascii="Calibri" w:hAnsi="Calibri" w:eastAsia="Calibri"/>
-          <w:b/>
-          <w:i w:val="0"/>
-          <w:color w:val="004E8C"/>
-          <w:sz w:val="24"/>
+          <w:sz w:val="20"/>
         </w:rPr>
-        <w:t>C. Təşkilatların materialları və ensiklopedik mənbələr</w:t>
+        <w:t>C Qurumların materialları və ensiklopedik mənbələr</w:t>
       </w:r>
     </w:p>
     <w:p>
       <w:pPr>
-        <w:spacing w:after="80"/>
-        <w:ind w:left="360"/>
+        <w:widowControl/>
       </w:pPr>
       <w:r>
         <w:rPr>
-          <w:rFonts w:ascii="Calibri" w:hAnsi="Calibri" w:eastAsia="Calibri"/>
-          <w:b w:val="0"/>
-          <w:i w:val="0"/>
-          <w:sz w:val="22"/>
+          <w:sz w:val="20"/>
         </w:rPr>
-        <w:t>1. Encyclopaedia Britannica. “Automobile” (“Avtomobil”).</w:t>
-      </w:r>
-      <w:r>
-        <w:rPr>
-          <w:rFonts w:ascii="Calibri" w:hAnsi="Calibri" w:eastAsia="Calibri"/>
-          <w:b w:val="0"/>
-          <w:i w:val="0"/>
-          <w:sz w:val="22"/>
-        </w:rPr>
-        <w:t xml:space="preserve"> </w:t>
+        <w:t xml:space="preserve">1. Encyclopaedia Britannica. 'Automobile.' </w:t>
       </w:r>
       <w:hyperlink r:id="rId9">
         <w:r>
           <w:rPr>
-            <w:rFonts w:ascii="Calibri" w:hAnsi="Calibri" w:eastAsia="Calibri"/>
-            <w:b w:val="0"/>
-            <w:i w:val="0"/>
-            <w:sz w:val="22"/>
-            <w:color w:val="0563C1"/>
-            <w:u w:val="single"/>
+            <w:sz w:val="20"/>
           </w:rPr>
           <w:t>https://www.britannica.com/technology/automobile</w:t>
         </w:r>
       </w:hyperlink>
-    </w:p>
-    <w:p>
-      <w:pPr>
-        <w:keepNext/>
-        <w:spacing w:before="240" w:after="120"/>
-      </w:pPr>
       <w:r>
         <w:rPr>
-          <w:rFonts w:ascii="Calibri" w:hAnsi="Calibri" w:eastAsia="Calibri"/>
-          <w:b/>
-          <w:i w:val="0"/>
-          <w:color w:val="004E8C"/>
-          <w:sz w:val="24"/>
+          <w:sz w:val="20"/>
         </w:rPr>
-        <w:t>D. Muzey, arxiv və kitabxana materialları</w:t>
       </w:r>
     </w:p>
     <w:p>
       <w:pPr>
-        <w:spacing w:after="80"/>
-        <w:ind w:left="360"/>
+        <w:pStyle w:val="Heading2"/>
+        <w:widowControl/>
       </w:pPr>
       <w:r>
         <w:rPr>
-          <w:rFonts w:ascii="Calibri" w:hAnsi="Calibri" w:eastAsia="Calibri"/>
-          <w:b w:val="0"/>
-          <w:i w:val="0"/>
-          <w:sz w:val="22"/>
+          <w:sz w:val="20"/>
         </w:rPr>
-        <w:t>1. The Henry Ford. Muzey kolleksiyaları və Model T.</w:t>
+        <w:t>D Muzey arxiv və kitabxana materialları</w:t>
       </w:r>
+    </w:p>
+    <w:p>
+      <w:pPr>
+        <w:widowControl/>
+      </w:pPr>
       <w:r>
         <w:rPr>
-          <w:rFonts w:ascii="Calibri" w:hAnsi="Calibri" w:eastAsia="Calibri"/>
-          <w:b w:val="0"/>
-          <w:i w:val="0"/>
-          <w:sz w:val="22"/>
+          <w:sz w:val="20"/>
         </w:rPr>
-        <w:t xml:space="preserve"> </w:t>
+        <w:t xml:space="preserve">1. The Henry Ford. Museum collections and the Model T. </w:t>
       </w:r>
       <w:hyperlink r:id="rId10">
         <w:r>
           <w:rPr>
-            <w:rFonts w:ascii="Calibri" w:hAnsi="Calibri" w:eastAsia="Calibri"/>
-            <w:b w:val="0"/>
-            <w:i w:val="0"/>
-            <w:sz w:val="22"/>
-            <w:color w:val="0563C1"/>
-            <w:u w:val="single"/>
+            <w:sz w:val="20"/>
           </w:rPr>
           <w:t>https://www.thehenryford.org/</w:t>
         </w:r>
       </w:hyperlink>
+      <w:r>
+        <w:rPr>
+          <w:sz w:val="20"/>
+        </w:rPr>
+      </w:r>
     </w:p>
     <w:p>
       <w:pPr>
-        <w:spacing w:after="80"/>
-        <w:ind w:left="360"/>
+        <w:widowControl/>
       </w:pPr>
       <w:r>
         <w:rPr>
-          <w:rFonts w:ascii="Calibri" w:hAnsi="Calibri" w:eastAsia="Calibri"/>
-          <w:b w:val="0"/>
-          <w:i w:val="0"/>
-          <w:sz w:val="22"/>
+          <w:sz w:val="20"/>
         </w:rPr>
-        <w:t>2. Smithsonian National Museum of American History. America on the Move (“Amerika hərəkətdə”).</w:t>
-      </w:r>
-      <w:r>
-        <w:rPr>
-          <w:rFonts w:ascii="Calibri" w:hAnsi="Calibri" w:eastAsia="Calibri"/>
-          <w:b w:val="0"/>
-          <w:i w:val="0"/>
-          <w:sz w:val="22"/>
-        </w:rPr>
-        <w:t xml:space="preserve"> </w:t>
+        <w:t xml:space="preserve">2. Smithsonian National Museum of American History. America on the Move. </w:t>
       </w:r>
       <w:hyperlink r:id="rId11">
         <w:r>
           <w:rPr>
-            <w:rFonts w:ascii="Calibri" w:hAnsi="Calibri" w:eastAsia="Calibri"/>
-            <w:b w:val="0"/>
-            <w:i w:val="0"/>
-            <w:sz w:val="22"/>
-            <w:color w:val="0563C1"/>
-            <w:u w:val="single"/>
+            <w:sz w:val="20"/>
           </w:rPr>
           <w:t>https://americanhistory.si.edu/america-on-the-move</w:t>
         </w:r>
       </w:hyperlink>
+      <w:r>
+        <w:rPr>
+          <w:sz w:val="20"/>
+        </w:rPr>
+      </w:r>
     </w:p>
     <w:p>
       <w:pPr>
-        <w:spacing w:after="80"/>
-        <w:ind w:left="360"/>
+        <w:widowControl/>
       </w:pPr>
       <w:r>
         <w:rPr>
-          <w:rFonts w:ascii="Calibri" w:hAnsi="Calibri" w:eastAsia="Calibri"/>
-          <w:b w:val="0"/>
-          <w:i w:val="0"/>
-          <w:sz w:val="22"/>
+          <w:sz w:val="20"/>
         </w:rPr>
-        <w:t>3. Mercedes-Benz Museum. Benz Patent-Motorwagen və ilk avtomobillər.</w:t>
-      </w:r>
-      <w:r>
-        <w:rPr>
-          <w:rFonts w:ascii="Calibri" w:hAnsi="Calibri" w:eastAsia="Calibri"/>
-          <w:b w:val="0"/>
-          <w:i w:val="0"/>
-          <w:sz w:val="22"/>
-        </w:rPr>
-        <w:t xml:space="preserve"> </w:t>
+        <w:t xml:space="preserve">3. Mercedes-Benz Museum. Benz Patent-Motorwagen and early automobiles. </w:t>
       </w:r>
       <w:hyperlink r:id="rId12">
         <w:r>
           <w:rPr>
-            <w:rFonts w:ascii="Calibri" w:hAnsi="Calibri" w:eastAsia="Calibri"/>
-            <w:b w:val="0"/>
-            <w:i w:val="0"/>
-            <w:sz w:val="22"/>
-            <w:color w:val="0563C1"/>
-            <w:u w:val="single"/>
+            <w:sz w:val="20"/>
           </w:rPr>
           <w:t>https://www.mercedes-benz.com/en/art-and-culture/mercedes-benz-museum/</w:t>
         </w:r>
       </w:hyperlink>
+      <w:r>
+        <w:rPr>
+          <w:sz w:val="20"/>
+        </w:rPr>
+      </w:r>
     </w:p>
     <w:sectPr>
-      <w:pgSz w:w="12240" w:h="15840"/>
-      <w:pgMar w:top="1296" w:right="1440" w:bottom="1296" w:left="1440" w:header="720" w:footer="720" w:gutter="0"/>
+      <w:footerReference w:type="default" r:id="rId13"/>
+      <w:pgSz w:w="11906" w:h="16838"/>
+      <w:pgMar w:top="1020" w:right="1134" w:bottom="1020" w:left="1134" w:header="720" w:footer="720" w:gutter="0"/>
       <w:cols w:space="720"/>
       <w:docGrid w:linePitch="360"/>
     </w:sectPr>
   </w:body>
 </w:document>
+</file>
+
+<file path=word/footer1.xml><?xml version="1.0" encoding="utf-8"?>
+<w:ftr xmlns:m="http://schemas.openxmlformats.org/officeDocument/2006/math" xmlns:mc="http://schemas.openxmlformats.org/markup-compatibility/2006" xmlns:mo="http://schemas.microsoft.com/office/mac/office/2008/main" xmlns:mv="urn:schemas-microsoft-com:mac:vml" xmlns:o="urn:schemas-microsoft-com:office:office" xmlns:r="http://schemas.openxmlformats.org/officeDocument/2006/relationships" xmlns:v="urn:schemas-microsoft-com:vml" xmlns:w10="urn:schemas-microsoft-com:office:word" xmlns:w14="http://schemas.microsoft.com/office/word/2010/wordml" xmlns:w="http://schemas.openxmlformats.org/wordprocessingml/2006/main" xmlns:wne="http://schemas.microsoft.com/office/word/2006/wordml" xmlns:wp14="http://schemas.microsoft.com/office/word/2010/wordprocessingDrawing" xmlns:wp="http://schemas.openxmlformats.org/drawingml/2006/wordprocessingDrawing" xmlns:wpc="http://schemas.microsoft.com/office/word/2010/wordprocessingCanvas" xmlns:wpg="http://schemas.microsoft.com/office/word/2010/wordprocessingGroup" xmlns:wpi="http://schemas.microsoft.com/office/word/2010/wordprocessingInk" xmlns:wps="http://schemas.microsoft.com/office/word/2010/wordprocessingShape" mc:Ignorable="w14 wp14">
+  <w:p>
+    <w:pPr>
+      <w:pStyle w:val="Footer"/>
+      <w:jc w:val="right"/>
+    </w:pPr>
+    <w:fldSimple w:instr="PAGE"/>
+  </w:p>
+</w:ftr>
 </file>
 
 <file path=word/numbering.xml><?xml version="1.0" encoding="utf-8"?>
@@ -741,7 +559,7 @@
   <w:docDefaults>
     <w:rPrDefault>
       <w:rPr>
-        <w:rFonts w:asciiTheme="minorHAnsi" w:eastAsiaTheme="minorEastAsia" w:hAnsiTheme="minorHAnsi" w:cstheme="minorBidi"/>
+        <w:rFonts/>
         <w:sz w:val="22"/>
         <w:szCs w:val="22"/>
         <w:lang w:val="en-US" w:eastAsia="en-US" w:bidi="ar-SA"/>
@@ -896,6 +714,15 @@
     <w:name w:val="Normal"/>
     <w:qFormat/>
     <w:rsid w:val="00FC693F"/>
+    <w:pPr>
+      <w:spacing w:after="120" w:line="259" w:lineRule="auto"/>
+    </w:pPr>
+    <w:rPr>
+      <w:rFonts w:ascii="Times New Roman" w:hAnsi="Times New Roman"/>
+      <w:color w:val="000000"/>
+      <w:sz w:val="24"/>
+      <w:lang w:val="az-Latn-AZ"/>
+    </w:rPr>
   </w:style>
   <w:style w:type="paragraph" w:styleId="Header">
     <w:name w:val="header"/>
@@ -952,16 +779,17 @@
     <w:pPr>
       <w:keepNext/>
       <w:keepLines/>
-      <w:spacing w:before="480" w:after="0"/>
+      <w:spacing w:before="480" w:after="120" w:line="259" w:lineRule="auto"/>
       <w:outlineLvl w:val="0"/>
     </w:pPr>
     <w:rPr>
-      <w:rFonts w:asciiTheme="majorHAnsi" w:eastAsiaTheme="majorEastAsia" w:hAnsiTheme="majorHAnsi" w:cstheme="majorBidi"/>
+      <w:rFonts w:ascii="Times New Roman" w:hAnsi="Times New Roman"/>
       <w:b/>
       <w:bCs/>
-      <w:color w:val="365F91" w:themeColor="accent1" w:themeShade="BF"/>
-      <w:sz w:val="28"/>
+      <w:color w:val="000000"/>
+      <w:sz w:val="26"/>
       <w:szCs w:val="28"/>
+      <w:lang w:val="az-Latn-AZ"/>
     </w:rPr>
   </w:style>
   <w:style w:type="paragraph" w:styleId="Heading2">
@@ -976,16 +804,17 @@
     <w:pPr>
       <w:keepNext/>
       <w:keepLines/>
-      <w:spacing w:before="200" w:after="0"/>
+      <w:spacing w:before="200" w:after="120" w:line="259" w:lineRule="auto"/>
       <w:outlineLvl w:val="1"/>
     </w:pPr>
     <w:rPr>
-      <w:rFonts w:asciiTheme="majorHAnsi" w:eastAsiaTheme="majorEastAsia" w:hAnsiTheme="majorHAnsi" w:cstheme="majorBidi"/>
+      <w:rFonts w:ascii="Times New Roman" w:hAnsi="Times New Roman"/>
       <w:b/>
       <w:bCs/>
-      <w:color w:val="4F81BD" w:themeColor="accent1"/>
+      <w:color w:val="000000"/>
       <w:sz w:val="26"/>
       <w:szCs w:val="26"/>
+      <w:lang w:val="az-Latn-AZ"/>
     </w:rPr>
   </w:style>
   <w:style w:type="paragraph" w:styleId="Heading3">
@@ -1004,7 +833,7 @@
       <w:outlineLvl w:val="2"/>
     </w:pPr>
     <w:rPr>
-      <w:rFonts w:asciiTheme="majorHAnsi" w:eastAsiaTheme="majorEastAsia" w:hAnsiTheme="majorHAnsi" w:cstheme="majorBidi"/>
+      <w:rFonts/>
       <w:b/>
       <w:bCs/>
       <w:color w:val="4F81BD" w:themeColor="accent1"/>
@@ -1027,7 +856,7 @@
       <w:outlineLvl w:val="3"/>
     </w:pPr>
     <w:rPr>
-      <w:rFonts w:asciiTheme="majorHAnsi" w:eastAsiaTheme="majorEastAsia" w:hAnsiTheme="majorHAnsi" w:cstheme="majorBidi"/>
+      <w:rFonts/>
       <w:b/>
       <w:bCs/>
       <w:i/>
@@ -1052,7 +881,7 @@
       <w:outlineLvl w:val="4"/>
     </w:pPr>
     <w:rPr>
-      <w:rFonts w:asciiTheme="majorHAnsi" w:eastAsiaTheme="majorEastAsia" w:hAnsiTheme="majorHAnsi" w:cstheme="majorBidi"/>
+      <w:rFonts/>
       <w:color w:val="243F60" w:themeColor="accent1" w:themeShade="7F"/>
     </w:rPr>
   </w:style>
@@ -1073,7 +902,7 @@
       <w:outlineLvl w:val="5"/>
     </w:pPr>
     <w:rPr>
-      <w:rFonts w:asciiTheme="majorHAnsi" w:eastAsiaTheme="majorEastAsia" w:hAnsiTheme="majorHAnsi" w:cstheme="majorBidi"/>
+      <w:rFonts/>
       <w:i/>
       <w:iCs/>
       <w:color w:val="243F60" w:themeColor="accent1" w:themeShade="7F"/>
@@ -1096,7 +925,7 @@
       <w:outlineLvl w:val="6"/>
     </w:pPr>
     <w:rPr>
-      <w:rFonts w:asciiTheme="majorHAnsi" w:eastAsiaTheme="majorEastAsia" w:hAnsiTheme="majorHAnsi" w:cstheme="majorBidi"/>
+      <w:rFonts/>
       <w:i/>
       <w:iCs/>
       <w:color w:val="404040" w:themeColor="text1" w:themeTint="BF"/>
@@ -1119,7 +948,7 @@
       <w:outlineLvl w:val="7"/>
     </w:pPr>
     <w:rPr>
-      <w:rFonts w:asciiTheme="majorHAnsi" w:eastAsiaTheme="majorEastAsia" w:hAnsiTheme="majorHAnsi" w:cstheme="majorBidi"/>
+      <w:rFonts/>
       <w:color w:val="4F81BD" w:themeColor="accent1"/>
       <w:sz w:val="20"/>
       <w:szCs w:val="20"/>
@@ -1142,7 +971,7 @@
       <w:outlineLvl w:val="8"/>
     </w:pPr>
     <w:rPr>
-      <w:rFonts w:asciiTheme="majorHAnsi" w:eastAsiaTheme="majorEastAsia" w:hAnsiTheme="majorHAnsi" w:cstheme="majorBidi"/>
+      <w:rFonts/>
       <w:i/>
       <w:iCs/>
       <w:color w:val="404040" w:themeColor="text1" w:themeTint="BF"/>
@@ -1193,7 +1022,7 @@
     <w:uiPriority w:val="9"/>
     <w:rsid w:val="00FC693F"/>
     <w:rPr>
-      <w:rFonts w:asciiTheme="majorHAnsi" w:eastAsiaTheme="majorEastAsia" w:hAnsiTheme="majorHAnsi" w:cstheme="majorBidi"/>
+      <w:rFonts/>
       <w:b/>
       <w:bCs/>
       <w:color w:val="365F91" w:themeColor="accent1" w:themeShade="BF"/>
@@ -1208,7 +1037,7 @@
     <w:uiPriority w:val="9"/>
     <w:rsid w:val="00FC693F"/>
     <w:rPr>
-      <w:rFonts w:asciiTheme="majorHAnsi" w:eastAsiaTheme="majorEastAsia" w:hAnsiTheme="majorHAnsi" w:cstheme="majorBidi"/>
+      <w:rFonts/>
       <w:b/>
       <w:bCs/>
       <w:color w:val="4F81BD" w:themeColor="accent1"/>
@@ -1223,7 +1052,7 @@
     <w:uiPriority w:val="9"/>
     <w:rsid w:val="00FC693F"/>
     <w:rPr>
-      <w:rFonts w:asciiTheme="majorHAnsi" w:eastAsiaTheme="majorEastAsia" w:hAnsiTheme="majorHAnsi" w:cstheme="majorBidi"/>
+      <w:rFonts/>
       <w:b/>
       <w:bCs/>
       <w:color w:val="4F81BD" w:themeColor="accent1"/>
@@ -1238,19 +1067,17 @@
     <w:qFormat/>
     <w:rsid w:val="00FC693F"/>
     <w:pPr>
-      <w:pBdr>
-        <w:bottom w:val="single" w:sz="8" w:space="4" w:color="4F81BD" w:themeColor="accent1"/>
-      </w:pBdr>
-      <w:spacing w:after="300" w:line="240" w:lineRule="auto"/>
+      <w:spacing w:after="120" w:line="259" w:lineRule="auto"/>
       <w:contextualSpacing/>
     </w:pPr>
     <w:rPr>
-      <w:rFonts w:asciiTheme="majorHAnsi" w:eastAsiaTheme="majorEastAsia" w:hAnsiTheme="majorHAnsi" w:cstheme="majorBidi"/>
-      <w:color w:val="17365D" w:themeColor="text2" w:themeShade="BF"/>
+      <w:rFonts w:ascii="Times New Roman" w:hAnsi="Times New Roman"/>
+      <w:color w:val="000000"/>
       <w:spacing w:val="5"/>
       <w:kern w:val="28"/>
-      <w:sz w:val="52"/>
+      <w:sz w:val="40"/>
       <w:szCs w:val="52"/>
+      <w:lang w:val="az-Latn-AZ"/>
     </w:rPr>
   </w:style>
   <w:style w:type="character" w:customStyle="1" w:styleId="TitleChar">
@@ -1260,7 +1087,7 @@
     <w:uiPriority w:val="10"/>
     <w:rsid w:val="00FC693F"/>
     <w:rPr>
-      <w:rFonts w:asciiTheme="majorHAnsi" w:eastAsiaTheme="majorEastAsia" w:hAnsiTheme="majorHAnsi" w:cstheme="majorBidi"/>
+      <w:rFonts/>
       <w:color w:val="17365D" w:themeColor="text2" w:themeShade="BF"/>
       <w:spacing w:val="5"/>
       <w:kern w:val="28"/>
@@ -1282,7 +1109,7 @@
       </w:numPr>
     </w:pPr>
     <w:rPr>
-      <w:rFonts w:asciiTheme="majorHAnsi" w:eastAsiaTheme="majorEastAsia" w:hAnsiTheme="majorHAnsi" w:cstheme="majorBidi"/>
+      <w:rFonts/>
       <w:i/>
       <w:iCs/>
       <w:color w:val="4F81BD" w:themeColor="accent1"/>
@@ -1298,7 +1125,7 @@
     <w:uiPriority w:val="11"/>
     <w:rsid w:val="00FC693F"/>
     <w:rPr>
-      <w:rFonts w:asciiTheme="majorHAnsi" w:eastAsiaTheme="majorEastAsia" w:hAnsiTheme="majorHAnsi" w:cstheme="majorBidi"/>
+      <w:rFonts/>
       <w:i/>
       <w:iCs/>
       <w:color w:val="4F81BD" w:themeColor="accent1"/>
@@ -1423,8 +1250,15 @@
       <w:numPr>
         <w:numId w:val="1"/>
       </w:numPr>
+      <w:spacing w:after="120" w:line="259" w:lineRule="auto"/>
       <w:contextualSpacing/>
     </w:pPr>
+    <w:rPr>
+      <w:rFonts w:ascii="Times New Roman" w:hAnsi="Times New Roman"/>
+      <w:color w:val="000000"/>
+      <w:sz w:val="24"/>
+      <w:lang w:val="az-Latn-AZ"/>
+    </w:rPr>
   </w:style>
   <w:style w:type="paragraph" w:styleId="ListBullet2">
     <w:name w:val="List Bullet 2"/>
@@ -1596,7 +1430,7 @@
     <w:semiHidden/>
     <w:rsid w:val="00FC693F"/>
     <w:rPr>
-      <w:rFonts w:asciiTheme="majorHAnsi" w:eastAsiaTheme="majorEastAsia" w:hAnsiTheme="majorHAnsi" w:cstheme="majorBidi"/>
+      <w:rFonts/>
       <w:b/>
       <w:bCs/>
       <w:i/>
@@ -1612,7 +1446,7 @@
     <w:semiHidden/>
     <w:rsid w:val="00FC693F"/>
     <w:rPr>
-      <w:rFonts w:asciiTheme="majorHAnsi" w:eastAsiaTheme="majorEastAsia" w:hAnsiTheme="majorHAnsi" w:cstheme="majorBidi"/>
+      <w:rFonts/>
       <w:color w:val="243F60" w:themeColor="accent1" w:themeShade="7F"/>
     </w:rPr>
   </w:style>
@@ -1624,7 +1458,7 @@
     <w:semiHidden/>
     <w:rsid w:val="00FC693F"/>
     <w:rPr>
-      <w:rFonts w:asciiTheme="majorHAnsi" w:eastAsiaTheme="majorEastAsia" w:hAnsiTheme="majorHAnsi" w:cstheme="majorBidi"/>
+      <w:rFonts/>
       <w:i/>
       <w:iCs/>
       <w:color w:val="243F60" w:themeColor="accent1" w:themeShade="7F"/>
@@ -1638,7 +1472,7 @@
     <w:semiHidden/>
     <w:rsid w:val="00FC693F"/>
     <w:rPr>
-      <w:rFonts w:asciiTheme="majorHAnsi" w:eastAsiaTheme="majorEastAsia" w:hAnsiTheme="majorHAnsi" w:cstheme="majorBidi"/>
+      <w:rFonts/>
       <w:i/>
       <w:iCs/>
       <w:color w:val="404040" w:themeColor="text1" w:themeTint="BF"/>
@@ -1652,7 +1486,7 @@
     <w:semiHidden/>
     <w:rsid w:val="00FC693F"/>
     <w:rPr>
-      <w:rFonts w:asciiTheme="majorHAnsi" w:eastAsiaTheme="majorEastAsia" w:hAnsiTheme="majorHAnsi" w:cstheme="majorBidi"/>
+      <w:rFonts/>
       <w:color w:val="4F81BD" w:themeColor="accent1"/>
       <w:sz w:val="20"/>
       <w:szCs w:val="20"/>
@@ -1666,7 +1500,7 @@
     <w:semiHidden/>
     <w:rsid w:val="00FC693F"/>
     <w:rPr>
-      <w:rFonts w:asciiTheme="majorHAnsi" w:eastAsiaTheme="majorEastAsia" w:hAnsiTheme="majorHAnsi" w:cstheme="majorBidi"/>
+      <w:rFonts/>
       <w:i/>
       <w:iCs/>
       <w:color w:val="404040" w:themeColor="text1" w:themeTint="BF"/>
@@ -1725,9 +1559,6 @@
     <w:qFormat/>
     <w:rsid w:val="00FC693F"/>
     <w:pPr>
-      <w:pBdr>
-        <w:bottom w:val="single" w:sz="4" w:space="4" w:color="4F81BD" w:themeColor="accent1"/>
-      </w:pBdr>
       <w:spacing w:before="200" w:after="280"/>
       <w:ind w:left="936" w:right="936"/>
     </w:pPr>
@@ -3255,7 +3086,7 @@
         <w:spacing w:before="0" w:after="0" w:line="240" w:lineRule="auto"/>
       </w:pPr>
       <w:rPr>
-        <w:rFonts w:asciiTheme="majorHAnsi" w:eastAsiaTheme="majorEastAsia" w:hAnsiTheme="majorHAnsi" w:cstheme="majorBidi"/>
+        <w:rFonts/>
         <w:b/>
         <w:bCs/>
       </w:rPr>
@@ -3276,7 +3107,7 @@
         <w:spacing w:before="0" w:after="0" w:line="240" w:lineRule="auto"/>
       </w:pPr>
       <w:rPr>
-        <w:rFonts w:asciiTheme="majorHAnsi" w:eastAsiaTheme="majorEastAsia" w:hAnsiTheme="majorHAnsi" w:cstheme="majorBidi"/>
+        <w:rFonts/>
         <w:b/>
         <w:bCs/>
       </w:rPr>
@@ -3294,14 +3125,14 @@
     </w:tblStylePr>
     <w:tblStylePr w:type="firstCol">
       <w:rPr>
-        <w:rFonts w:asciiTheme="majorHAnsi" w:eastAsiaTheme="majorEastAsia" w:hAnsiTheme="majorHAnsi" w:cstheme="majorBidi"/>
+        <w:rFonts/>
         <w:b/>
         <w:bCs/>
       </w:rPr>
     </w:tblStylePr>
     <w:tblStylePr w:type="lastCol">
       <w:rPr>
-        <w:rFonts w:asciiTheme="majorHAnsi" w:eastAsiaTheme="majorEastAsia" w:hAnsiTheme="majorHAnsi" w:cstheme="majorBidi"/>
+        <w:rFonts/>
         <w:b/>
         <w:bCs/>
       </w:rPr>
@@ -3385,7 +3216,7 @@
         <w:spacing w:before="0" w:after="0" w:line="240" w:lineRule="auto"/>
       </w:pPr>
       <w:rPr>
-        <w:rFonts w:asciiTheme="majorHAnsi" w:eastAsiaTheme="majorEastAsia" w:hAnsiTheme="majorHAnsi" w:cstheme="majorBidi"/>
+        <w:rFonts/>
         <w:b/>
         <w:bCs/>
       </w:rPr>
@@ -3406,7 +3237,7 @@
         <w:spacing w:before="0" w:after="0" w:line="240" w:lineRule="auto"/>
       </w:pPr>
       <w:rPr>
-        <w:rFonts w:asciiTheme="majorHAnsi" w:eastAsiaTheme="majorEastAsia" w:hAnsiTheme="majorHAnsi" w:cstheme="majorBidi"/>
+        <w:rFonts/>
         <w:b/>
         <w:bCs/>
       </w:rPr>
@@ -3424,14 +3255,14 @@
     </w:tblStylePr>
     <w:tblStylePr w:type="firstCol">
       <w:rPr>
-        <w:rFonts w:asciiTheme="majorHAnsi" w:eastAsiaTheme="majorEastAsia" w:hAnsiTheme="majorHAnsi" w:cstheme="majorBidi"/>
+        <w:rFonts/>
         <w:b/>
         <w:bCs/>
       </w:rPr>
     </w:tblStylePr>
     <w:tblStylePr w:type="lastCol">
       <w:rPr>
-        <w:rFonts w:asciiTheme="majorHAnsi" w:eastAsiaTheme="majorEastAsia" w:hAnsiTheme="majorHAnsi" w:cstheme="majorBidi"/>
+        <w:rFonts/>
         <w:b/>
         <w:bCs/>
       </w:rPr>
@@ -3515,7 +3346,7 @@
         <w:spacing w:before="0" w:after="0" w:line="240" w:lineRule="auto"/>
       </w:pPr>
       <w:rPr>
-        <w:rFonts w:asciiTheme="majorHAnsi" w:eastAsiaTheme="majorEastAsia" w:hAnsiTheme="majorHAnsi" w:cstheme="majorBidi"/>
+        <w:rFonts/>
         <w:b/>
         <w:bCs/>
       </w:rPr>
@@ -3536,7 +3367,7 @@
         <w:spacing w:before="0" w:after="0" w:line="240" w:lineRule="auto"/>
       </w:pPr>
       <w:rPr>
-        <w:rFonts w:asciiTheme="majorHAnsi" w:eastAsiaTheme="majorEastAsia" w:hAnsiTheme="majorHAnsi" w:cstheme="majorBidi"/>
+        <w:rFonts/>
         <w:b/>
         <w:bCs/>
       </w:rPr>
@@ -3554,14 +3385,14 @@
     </w:tblStylePr>
     <w:tblStylePr w:type="firstCol">
       <w:rPr>
-        <w:rFonts w:asciiTheme="majorHAnsi" w:eastAsiaTheme="majorEastAsia" w:hAnsiTheme="majorHAnsi" w:cstheme="majorBidi"/>
+        <w:rFonts/>
         <w:b/>
         <w:bCs/>
       </w:rPr>
     </w:tblStylePr>
     <w:tblStylePr w:type="lastCol">
       <w:rPr>
-        <w:rFonts w:asciiTheme="majorHAnsi" w:eastAsiaTheme="majorEastAsia" w:hAnsiTheme="majorHAnsi" w:cstheme="majorBidi"/>
+        <w:rFonts/>
         <w:b/>
         <w:bCs/>
       </w:rPr>
@@ -3645,7 +3476,7 @@
         <w:spacing w:before="0" w:after="0" w:line="240" w:lineRule="auto"/>
       </w:pPr>
       <w:rPr>
-        <w:rFonts w:asciiTheme="majorHAnsi" w:eastAsiaTheme="majorEastAsia" w:hAnsiTheme="majorHAnsi" w:cstheme="majorBidi"/>
+        <w:rFonts/>
         <w:b/>
         <w:bCs/>
       </w:rPr>
@@ -3666,7 +3497,7 @@
         <w:spacing w:before="0" w:after="0" w:line="240" w:lineRule="auto"/>
       </w:pPr>
       <w:rPr>
-        <w:rFonts w:asciiTheme="majorHAnsi" w:eastAsiaTheme="majorEastAsia" w:hAnsiTheme="majorHAnsi" w:cstheme="majorBidi"/>
+        <w:rFonts/>
         <w:b/>
         <w:bCs/>
       </w:rPr>
@@ -3684,14 +3515,14 @@
     </w:tblStylePr>
     <w:tblStylePr w:type="firstCol">
       <w:rPr>
-        <w:rFonts w:asciiTheme="majorHAnsi" w:eastAsiaTheme="majorEastAsia" w:hAnsiTheme="majorHAnsi" w:cstheme="majorBidi"/>
+        <w:rFonts/>
         <w:b/>
         <w:bCs/>
       </w:rPr>
     </w:tblStylePr>
     <w:tblStylePr w:type="lastCol">
       <w:rPr>
-        <w:rFonts w:asciiTheme="majorHAnsi" w:eastAsiaTheme="majorEastAsia" w:hAnsiTheme="majorHAnsi" w:cstheme="majorBidi"/>
+        <w:rFonts/>
         <w:b/>
         <w:bCs/>
       </w:rPr>
@@ -3775,7 +3606,7 @@
         <w:spacing w:before="0" w:after="0" w:line="240" w:lineRule="auto"/>
       </w:pPr>
       <w:rPr>
-        <w:rFonts w:asciiTheme="majorHAnsi" w:eastAsiaTheme="majorEastAsia" w:hAnsiTheme="majorHAnsi" w:cstheme="majorBidi"/>
+        <w:rFonts/>
         <w:b/>
         <w:bCs/>
       </w:rPr>
@@ -3796,7 +3627,7 @@
         <w:spacing w:before="0" w:after="0" w:line="240" w:lineRule="auto"/>
       </w:pPr>
       <w:rPr>
-        <w:rFonts w:asciiTheme="majorHAnsi" w:eastAsiaTheme="majorEastAsia" w:hAnsiTheme="majorHAnsi" w:cstheme="majorBidi"/>
+        <w:rFonts/>
         <w:b/>
         <w:bCs/>
       </w:rPr>
@@ -3814,14 +3645,14 @@
     </w:tblStylePr>
     <w:tblStylePr w:type="firstCol">
       <w:rPr>
-        <w:rFonts w:asciiTheme="majorHAnsi" w:eastAsiaTheme="majorEastAsia" w:hAnsiTheme="majorHAnsi" w:cstheme="majorBidi"/>
+        <w:rFonts/>
         <w:b/>
         <w:bCs/>
       </w:rPr>
     </w:tblStylePr>
     <w:tblStylePr w:type="lastCol">
       <w:rPr>
-        <w:rFonts w:asciiTheme="majorHAnsi" w:eastAsiaTheme="majorEastAsia" w:hAnsiTheme="majorHAnsi" w:cstheme="majorBidi"/>
+        <w:rFonts/>
         <w:b/>
         <w:bCs/>
       </w:rPr>
@@ -3905,7 +3736,7 @@
         <w:spacing w:before="0" w:after="0" w:line="240" w:lineRule="auto"/>
       </w:pPr>
       <w:rPr>
-        <w:rFonts w:asciiTheme="majorHAnsi" w:eastAsiaTheme="majorEastAsia" w:hAnsiTheme="majorHAnsi" w:cstheme="majorBidi"/>
+        <w:rFonts/>
         <w:b/>
         <w:bCs/>
       </w:rPr>
@@ -3926,7 +3757,7 @@
         <w:spacing w:before="0" w:after="0" w:line="240" w:lineRule="auto"/>
       </w:pPr>
       <w:rPr>
-        <w:rFonts w:asciiTheme="majorHAnsi" w:eastAsiaTheme="majorEastAsia" w:hAnsiTheme="majorHAnsi" w:cstheme="majorBidi"/>
+        <w:rFonts/>
         <w:b/>
         <w:bCs/>
       </w:rPr>
@@ -3944,14 +3775,14 @@
     </w:tblStylePr>
     <w:tblStylePr w:type="firstCol">
       <w:rPr>
-        <w:rFonts w:asciiTheme="majorHAnsi" w:eastAsiaTheme="majorEastAsia" w:hAnsiTheme="majorHAnsi" w:cstheme="majorBidi"/>
+        <w:rFonts/>
         <w:b/>
         <w:bCs/>
       </w:rPr>
     </w:tblStylePr>
     <w:tblStylePr w:type="lastCol">
       <w:rPr>
-        <w:rFonts w:asciiTheme="majorHAnsi" w:eastAsiaTheme="majorEastAsia" w:hAnsiTheme="majorHAnsi" w:cstheme="majorBidi"/>
+        <w:rFonts/>
         <w:b/>
         <w:bCs/>
       </w:rPr>
@@ -4035,7 +3866,7 @@
         <w:spacing w:before="0" w:after="0" w:line="240" w:lineRule="auto"/>
       </w:pPr>
       <w:rPr>
-        <w:rFonts w:asciiTheme="majorHAnsi" w:eastAsiaTheme="majorEastAsia" w:hAnsiTheme="majorHAnsi" w:cstheme="majorBidi"/>
+        <w:rFonts/>
         <w:b/>
         <w:bCs/>
       </w:rPr>
@@ -4056,7 +3887,7 @@
         <w:spacing w:before="0" w:after="0" w:line="240" w:lineRule="auto"/>
       </w:pPr>
       <w:rPr>
-        <w:rFonts w:asciiTheme="majorHAnsi" w:eastAsiaTheme="majorEastAsia" w:hAnsiTheme="majorHAnsi" w:cstheme="majorBidi"/>
+        <w:rFonts/>
         <w:b/>
         <w:bCs/>
       </w:rPr>
@@ -4074,14 +3905,14 @@
     </w:tblStylePr>
     <w:tblStylePr w:type="firstCol">
       <w:rPr>
-        <w:rFonts w:asciiTheme="majorHAnsi" w:eastAsiaTheme="majorEastAsia" w:hAnsiTheme="majorHAnsi" w:cstheme="majorBidi"/>
+        <w:rFonts/>
         <w:b/>
         <w:bCs/>
       </w:rPr>
     </w:tblStylePr>
     <w:tblStylePr w:type="lastCol">
       <w:rPr>
-        <w:rFonts w:asciiTheme="majorHAnsi" w:eastAsiaTheme="majorEastAsia" w:hAnsiTheme="majorHAnsi" w:cstheme="majorBidi"/>
+        <w:rFonts/>
         <w:b/>
         <w:bCs/>
       </w:rPr>
@@ -5946,7 +5777,7 @@
     </w:tblPr>
     <w:tblStylePr w:type="firstRow">
       <w:rPr>
-        <w:rFonts w:asciiTheme="majorHAnsi" w:eastAsiaTheme="majorEastAsia" w:hAnsiTheme="majorHAnsi" w:cstheme="majorBidi"/>
+        <w:rFonts/>
       </w:rPr>
       <w:tblPr/>
       <w:tcPr>
@@ -6030,7 +5861,7 @@
     </w:tblPr>
     <w:tblStylePr w:type="firstRow">
       <w:rPr>
-        <w:rFonts w:asciiTheme="majorHAnsi" w:eastAsiaTheme="majorEastAsia" w:hAnsiTheme="majorHAnsi" w:cstheme="majorBidi"/>
+        <w:rFonts/>
       </w:rPr>
       <w:tblPr/>
       <w:tcPr>
@@ -6114,7 +5945,7 @@
     </w:tblPr>
     <w:tblStylePr w:type="firstRow">
       <w:rPr>
-        <w:rFonts w:asciiTheme="majorHAnsi" w:eastAsiaTheme="majorEastAsia" w:hAnsiTheme="majorHAnsi" w:cstheme="majorBidi"/>
+        <w:rFonts/>
       </w:rPr>
       <w:tblPr/>
       <w:tcPr>
@@ -6198,7 +6029,7 @@
     </w:tblPr>
     <w:tblStylePr w:type="firstRow">
       <w:rPr>
-        <w:rFonts w:asciiTheme="majorHAnsi" w:eastAsiaTheme="majorEastAsia" w:hAnsiTheme="majorHAnsi" w:cstheme="majorBidi"/>
+        <w:rFonts/>
       </w:rPr>
       <w:tblPr/>
       <w:tcPr>
@@ -6282,7 +6113,7 @@
     </w:tblPr>
     <w:tblStylePr w:type="firstRow">
       <w:rPr>
-        <w:rFonts w:asciiTheme="majorHAnsi" w:eastAsiaTheme="majorEastAsia" w:hAnsiTheme="majorHAnsi" w:cstheme="majorBidi"/>
+        <w:rFonts/>
       </w:rPr>
       <w:tblPr/>
       <w:tcPr>
@@ -6366,7 +6197,7 @@
     </w:tblPr>
     <w:tblStylePr w:type="firstRow">
       <w:rPr>
-        <w:rFonts w:asciiTheme="majorHAnsi" w:eastAsiaTheme="majorEastAsia" w:hAnsiTheme="majorHAnsi" w:cstheme="majorBidi"/>
+        <w:rFonts/>
       </w:rPr>
       <w:tblPr/>
       <w:tcPr>
@@ -6450,7 +6281,7 @@
     </w:tblPr>
     <w:tblStylePr w:type="firstRow">
       <w:rPr>
-        <w:rFonts w:asciiTheme="majorHAnsi" w:eastAsiaTheme="majorEastAsia" w:hAnsiTheme="majorHAnsi" w:cstheme="majorBidi"/>
+        <w:rFonts/>
       </w:rPr>
       <w:tblPr/>
       <w:tcPr>
@@ -6515,7 +6346,7 @@
       <w:spacing w:after="0" w:line="240" w:lineRule="auto"/>
     </w:pPr>
     <w:rPr>
-      <w:rFonts w:asciiTheme="majorHAnsi" w:eastAsiaTheme="majorEastAsia" w:hAnsiTheme="majorHAnsi" w:cstheme="majorBidi"/>
+      <w:rFonts/>
       <w:color w:val="000000" w:themeColor="text1"/>
     </w:rPr>
     <w:tblPr>
@@ -6643,7 +6474,7 @@
       <w:spacing w:after="0" w:line="240" w:lineRule="auto"/>
     </w:pPr>
     <w:rPr>
-      <w:rFonts w:asciiTheme="majorHAnsi" w:eastAsiaTheme="majorEastAsia" w:hAnsiTheme="majorHAnsi" w:cstheme="majorBidi"/>
+      <w:rFonts/>
       <w:color w:val="000000" w:themeColor="text1"/>
     </w:rPr>
     <w:tblPr>
@@ -6771,7 +6602,7 @@
       <w:spacing w:after="0" w:line="240" w:lineRule="auto"/>
     </w:pPr>
     <w:rPr>
-      <w:rFonts w:asciiTheme="majorHAnsi" w:eastAsiaTheme="majorEastAsia" w:hAnsiTheme="majorHAnsi" w:cstheme="majorBidi"/>
+      <w:rFonts/>
       <w:color w:val="000000" w:themeColor="text1"/>
     </w:rPr>
     <w:tblPr>
@@ -6899,7 +6730,7 @@
       <w:spacing w:after="0" w:line="240" w:lineRule="auto"/>
     </w:pPr>
     <w:rPr>
-      <w:rFonts w:asciiTheme="majorHAnsi" w:eastAsiaTheme="majorEastAsia" w:hAnsiTheme="majorHAnsi" w:cstheme="majorBidi"/>
+      <w:rFonts/>
       <w:color w:val="000000" w:themeColor="text1"/>
     </w:rPr>
     <w:tblPr>
@@ -7027,7 +6858,7 @@
       <w:spacing w:after="0" w:line="240" w:lineRule="auto"/>
     </w:pPr>
     <w:rPr>
-      <w:rFonts w:asciiTheme="majorHAnsi" w:eastAsiaTheme="majorEastAsia" w:hAnsiTheme="majorHAnsi" w:cstheme="majorBidi"/>
+      <w:rFonts/>
       <w:color w:val="000000" w:themeColor="text1"/>
     </w:rPr>
     <w:tblPr>
@@ -7155,7 +6986,7 @@
       <w:spacing w:after="0" w:line="240" w:lineRule="auto"/>
     </w:pPr>
     <w:rPr>
-      <w:rFonts w:asciiTheme="majorHAnsi" w:eastAsiaTheme="majorEastAsia" w:hAnsiTheme="majorHAnsi" w:cstheme="majorBidi"/>
+      <w:rFonts/>
       <w:color w:val="000000" w:themeColor="text1"/>
     </w:rPr>
     <w:tblPr>
@@ -7283,7 +7114,7 @@
       <w:spacing w:after="0" w:line="240" w:lineRule="auto"/>
     </w:pPr>
     <w:rPr>
-      <w:rFonts w:asciiTheme="majorHAnsi" w:eastAsiaTheme="majorEastAsia" w:hAnsiTheme="majorHAnsi" w:cstheme="majorBidi"/>
+      <w:rFonts/>
       <w:color w:val="000000" w:themeColor="text1"/>
     </w:rPr>
     <w:tblPr>
@@ -7922,7 +7753,7 @@
       <w:spacing w:after="0" w:line="240" w:lineRule="auto"/>
     </w:pPr>
     <w:rPr>
-      <w:rFonts w:asciiTheme="majorHAnsi" w:eastAsiaTheme="majorEastAsia" w:hAnsiTheme="majorHAnsi" w:cstheme="majorBidi"/>
+      <w:rFonts/>
       <w:color w:val="000000" w:themeColor="text1"/>
     </w:rPr>
     <w:tblPr>
@@ -8047,7 +7878,7 @@
       <w:spacing w:after="0" w:line="240" w:lineRule="auto"/>
     </w:pPr>
     <w:rPr>
-      <w:rFonts w:asciiTheme="majorHAnsi" w:eastAsiaTheme="majorEastAsia" w:hAnsiTheme="majorHAnsi" w:cstheme="majorBidi"/>
+      <w:rFonts/>
       <w:color w:val="000000" w:themeColor="text1"/>
     </w:rPr>
     <w:tblPr>
@@ -8172,7 +8003,7 @@
       <w:spacing w:after="0" w:line="240" w:lineRule="auto"/>
     </w:pPr>
     <w:rPr>
-      <w:rFonts w:asciiTheme="majorHAnsi" w:eastAsiaTheme="majorEastAsia" w:hAnsiTheme="majorHAnsi" w:cstheme="majorBidi"/>
+      <w:rFonts/>
       <w:color w:val="000000" w:themeColor="text1"/>
     </w:rPr>
     <w:tblPr>
@@ -8297,7 +8128,7 @@
       <w:spacing w:after="0" w:line="240" w:lineRule="auto"/>
     </w:pPr>
     <w:rPr>
-      <w:rFonts w:asciiTheme="majorHAnsi" w:eastAsiaTheme="majorEastAsia" w:hAnsiTheme="majorHAnsi" w:cstheme="majorBidi"/>
+      <w:rFonts/>
       <w:color w:val="000000" w:themeColor="text1"/>
     </w:rPr>
     <w:tblPr>
@@ -8422,7 +8253,7 @@
       <w:spacing w:after="0" w:line="240" w:lineRule="auto"/>
     </w:pPr>
     <w:rPr>
-      <w:rFonts w:asciiTheme="majorHAnsi" w:eastAsiaTheme="majorEastAsia" w:hAnsiTheme="majorHAnsi" w:cstheme="majorBidi"/>
+      <w:rFonts/>
       <w:color w:val="000000" w:themeColor="text1"/>
     </w:rPr>
     <w:tblPr>
@@ -8547,7 +8378,7 @@
       <w:spacing w:after="0" w:line="240" w:lineRule="auto"/>
     </w:pPr>
     <w:rPr>
-      <w:rFonts w:asciiTheme="majorHAnsi" w:eastAsiaTheme="majorEastAsia" w:hAnsiTheme="majorHAnsi" w:cstheme="majorBidi"/>
+      <w:rFonts/>
       <w:color w:val="000000" w:themeColor="text1"/>
     </w:rPr>
     <w:tblPr>
@@ -8672,7 +8503,7 @@
       <w:spacing w:after="0" w:line="240" w:lineRule="auto"/>
     </w:pPr>
     <w:rPr>
-      <w:rFonts w:asciiTheme="majorHAnsi" w:eastAsiaTheme="majorEastAsia" w:hAnsiTheme="majorHAnsi" w:cstheme="majorBidi"/>
+      <w:rFonts/>
       <w:color w:val="000000" w:themeColor="text1"/>
     </w:rPr>
     <w:tblPr>

--- a/az/discovery-articles/3.5 Avtomobil.docx
+++ b/az/discovery-articles/3.5 Avtomobil.docx
@@ -32,7 +32,7 @@
         <w:rPr>
           <w:sz w:val="20"/>
         </w:rPr>
-        <w:t>Dövr: 1885–1886 (Bensin Patent-Motorwagen avtomobili); 1908-ci ildən kütləvi istehsal (Ford Model T) | Əsas şəxslər: Karl Bens; Qotlib Daymler; Henri Ford (kütləvi istehsal)</w:t>
+        <w:t>Dövr: 1885–1886-cı illər — Bensin «Patent-Motorwagen» avtomobili; 1908-ci ildən «Ford Model T»nin istehsalı və avtomobilin geniş yayılması | Əsas şəxslər: Karl Bens, Qotlib Daymler və avtomobilin kütləvi istehsalında mühüm rol oynamış Henri Ford</w:t>
       </w:r>
     </w:p>
     <w:p>
@@ -40,7 +40,7 @@
         <w:widowControl/>
       </w:pPr>
       <w:r>
-        <w:t>Avtomobil adətən daxiliyanma, getdikcə daha çox isə elektrik mühərriki ilə öz gücünə hərəkət edən yol nəqliyyatıdır. O, şəhərləri, əmək həyatını və insanların məsafə haqqında təsəvvürünü dəyişdirdi.</w:t>
+        <w:t>Avtomobil mühərrikin gücü ilə yolda hərəkət edən nəqliyyat vasitəsidir. Uzun müddət əsasən benzin və dizel mühərrikləri ilə işləyən avtomobillərlə yanaşı, elektrik avtomobilləri də yayılıb. Avtomobil şəhərlərin quruluşunu, insanların işə gedib-gəlməsini və uzaq məsafələrə münasibətini dəyişdirdi.</w:t>
       </w:r>
     </w:p>
     <w:p>
@@ -58,7 +58,7 @@
         <w:widowControl/>
       </w:pPr>
       <w:r>
-        <w:t>Karl Bens 1886-cı ildə benzinlə işləyən üçtəkərli nəqliyyat vasitəsini patentləşdirdi.</w:t>
+        <w:t>Karl Bens 1886-cı ildə benzin mühərriki ilə işləyən üçtəkərli nəqliyyat vasitəsinə patent aldı.</w:t>
       </w:r>
     </w:p>
     <w:p>
@@ -67,7 +67,7 @@
         <w:widowControl/>
       </w:pPr>
       <w:r>
-        <w:t>İlk istehsalçılar arasında Daymler, Panhard və çoxsaylı emalatxanalar vardı.</w:t>
+        <w:t>İlk avtomobil istehsalçıları arasında Daymler, Panhard və çoxsaylı kiçik emalatxanalar vardı.</w:t>
       </w:r>
     </w:p>
     <w:p>
@@ -76,7 +76,7 @@
         <w:widowControl/>
       </w:pPr>
       <w:r>
-        <w:t>Henri Fordun Model T avtomobili (1908) və hərəkətli yığım xətti avtomobili daha geniş kütlənin ala bilməsinə şərait yaratdı.</w:t>
+        <w:t>Henri Fordun 1908-ci ildə istehsala buraxdığı «Model T» və sonralar tətbiq etdiyi hərəkətli yığım xətti avtomobili daha çox insan üçün əlçatan etdi.</w:t>
       </w:r>
     </w:p>
     <w:p>
@@ -85,7 +85,7 @@
         <w:widowControl/>
       </w:pPr>
       <w:r>
-        <w:t>Avtomobillərin kütləviləşməsi yolların, şəhərətrafı yaşayışın və neftə tələbatın artmasına səbəb oldu.</w:t>
+        <w:t>Avtomobillərin çoxalması yol şəbəkələrinin genişlənməsinə, şəhərətrafı yaşayış məntəqələrinin böyüməsinə və neftə tələbatın artmasına səbəb oldu.</w:t>
       </w:r>
     </w:p>
     <w:p>
@@ -94,7 +94,7 @@
         <w:widowControl/>
       </w:pPr>
       <w:r>
-        <w:t>İnkişafın indiki mərhələsini təhlükəsizlik, çirklənmə və iqlim məsələləri formalaşdırır.</w:t>
+        <w:t>Təhlükəsizlik, havanın çirklənməsi və iqlimə təsir avtomobilin təkmilləşdirilməsində əsas məsələlərdəndir.</w:t>
       </w:r>
     </w:p>
     <w:p>
@@ -103,15 +103,7 @@
         <w:widowControl/>
       </w:pPr>
       <w:r>
-        <w:t>Bu nədir</w:t>
-      </w:r>
-    </w:p>
-    <w:p>
-      <w:pPr>
-        <w:widowControl/>
-      </w:pPr>
-      <w:r>
-        <w:t>Avtomobil insanları yollarda öz gücü ilə daşıyan, sürücünün idarə etdiyi nəqliyyat vasitəsidir. XX əsrin avtomobillərinin əksəriyyətində benzin və ya dizel mühərriki, ötürmələr sistemi və dörd təkər vardı. Addakı «avto» hissəsi onun at arabasından fərqli olaraq öz-özünə hərəkət etdiyini bildirir. Avtomobil mühərrik, əyləclər, şinlər, sonralar isə elektrik və elektron avadanlıqdan ibarət bütöv sistemdir — sanki təkərlər üzərində şəxsi otaqdır.</w:t>
+        <w:t>Bu nədir?</w:t>
       </w:r>
     </w:p>
     <w:p>
@@ -120,15 +112,7 @@
         <w:widowControl/>
       </w:pPr>
       <w:r>
-        <w:t>Kim kəşf edib və ya yaradıb</w:t>
-      </w:r>
-    </w:p>
-    <w:p>
-      <w:pPr>
-        <w:widowControl/>
-      </w:pPr>
-      <w:r>
-        <w:t>Manhaymdan olan Karl Bens 1886-cı ildə benzin mühərrikli üçtəkərli nəqliyyat vasitəsini patentləşdirdi. Berta Bensin uzun səfəri onun yararlılığını göstərməyə kömək etdi. Eyni illərdə Qotlib Daymler və başqaları dördtəkərli avtomobillər qururdular. Avtomobili tək bir adam icad etməyib: Almaniya, Fransa və ABŞ-da çoxsaylı emalatxanalar rəqabət aparırdı. Henri Ford avtomobilin özünü deyil, onu adi insanın həyatına daxil edən istehsal üsulunu inkişaf etdirdi.</w:t>
+        <w:t>Avtomobil insanları və yükləri yolla daşıyan, mühərriklə hərəkətə gələn nəqliyyat vasitəsidir. Onun istiqamətini və sürətini sürücü idarə edir.</w:t>
       </w:r>
     </w:p>
     <w:p>
@@ -137,15 +121,97 @@
         <w:widowControl/>
       </w:pPr>
       <w:r>
-        <w:t>Nə vaxt və necə yaranıb</w:t>
+        <w:t>XX əsrdə avtomobillərin əksəriyyəti benzin və ya dizellə işləyən daxiliyanma mühərriki ilə təchiz olunurdu. Belə mühərrikdə yanacaq onun daxilində yanır və ayrılan enerjidən hərəkət yaratmaq üçün istifadə edilir. Mühərrikin gücü ötürmə sistemi vasitəsilə təkərlərə çatdırılır. Avtomobillərin çoxu dördtəkərlidir.</w:t>
       </w:r>
     </w:p>
     <w:p>
       <w:pPr>
+        <w:pStyle w:val="Heading1"/>
         <w:widowControl/>
       </w:pPr>
       <w:r>
-        <w:t>1880-ci illərdən 1910-cu illərə qədər avtomobil varlıların əyləncəsindən bazar məhsuluna çevrildi. Fordun Model T-si (1908) və 1913-cü ildən tətbiq edilən hərəkətli yığım xətti qiymətləri azaltdı, onun zavodlarında əməkhaqqı isə yüksəldi. Ucuz polad, neft və şəxsi hərəkət azadlığına verilən dəyər buna zəmin yaratdı. Sonra iki dünya müharibəsi bütöv sənaye sahələrinə nəqliyyat vasitələrini böyük miqyasda istehsal etməyi öyrətdi.</w:t>
+        <w:t>Addakı «avto» hissəsi avtomobilin at arabasından fərqli olaraq heyvanın dartısı ilə deyil, öz mühərrikinin gücü ilə hərəkət etdiyini bildirir. Bu, onun sürücüsüz getməsi demək deyil.</w:t>
+      </w:r>
+    </w:p>
+    <w:p>
+      <w:pPr>
+        <w:pStyle w:val="Heading1"/>
+        <w:widowControl/>
+      </w:pPr>
+      <w:r>
+        <w:t>Avtomobil yalnız mühərrik və təkərlərdən ibarət deyil. Əyləclər, şinlər, elektrik avadanlığı və elektron idarəetmə qurğuları birlikdə işləyən bütöv sistem yaradır. Minik avtomobilinin salonu isə insana səfər zamanı özünə aid kiçik bir məkan verir.</w:t>
+      </w:r>
+    </w:p>
+    <w:p>
+      <w:pPr>
+        <w:pStyle w:val="Heading1"/>
+        <w:widowControl/>
+      </w:pPr>
+      <w:r>
+        <w:t>Kim yaradıb?</w:t>
+      </w:r>
+    </w:p>
+    <w:p>
+      <w:pPr>
+        <w:pStyle w:val="Heading1"/>
+        <w:widowControl/>
+      </w:pPr>
+      <w:r>
+        <w:t>Manhaymda çalışan Karl Bens 1886-cı ildə benzin mühərrikli üçtəkərli avtomobilinə patent aldı. Berta Bensin həmin avtomobillə uzun səfərə çıxması onun gündəlik istifadəyə yararlı olduğunu göstərməyə kömək etdi.</w:t>
+      </w:r>
+    </w:p>
+    <w:p>
+      <w:pPr>
+        <w:pStyle w:val="Heading1"/>
+        <w:widowControl/>
+      </w:pPr>
+      <w:r>
+        <w:t>Eyni illərdə Qotlib Daymler və başqa ustalar dördtəkərli avtomobillər hazırlayırdılar. Almaniyada, Fransada və ABŞ-da çoxsaylı emalatxana müxtəlif quruluşları sınayır, bir-biri ilə rəqabət aparırdı. Buna görə avtomobilin yaranmasını yalnız bir nəfərin adı ilə bağlamaq düzgün olmaz.</w:t>
+      </w:r>
+    </w:p>
+    <w:p>
+      <w:pPr>
+        <w:pStyle w:val="Heading1"/>
+        <w:widowControl/>
+      </w:pPr>
+      <w:r>
+        <w:t>Henri Fordun əsas töhfəsi avtomobili ixtira etmək deyil, onun daha sürətlə və ucuz istehsalını təşkil etmək oldu. Bu, avtomobilin adi ailələrin həyatına daxil olmasını asanlaşdırdı.</w:t>
+      </w:r>
+    </w:p>
+    <w:p>
+      <w:pPr>
+        <w:pStyle w:val="Heading1"/>
+        <w:widowControl/>
+      </w:pPr>
+      <w:r>
+        <w:t>Nə vaxt və necə yaranıb?</w:t>
+      </w:r>
+    </w:p>
+    <w:p>
+      <w:pPr>
+        <w:pStyle w:val="Heading1"/>
+        <w:widowControl/>
+      </w:pPr>
+      <w:r>
+        <w:t>1880-ci illərdən 1910-cu illərə qədər avtomobil əsasən varlıların maraq göstərdiyi bahalı yenilikdən daha geniş alıcı kütləsinə satılan nəqliyyat vasitəsinə çevrildi.</w:t>
+      </w:r>
+    </w:p>
+    <w:p>
+      <w:pPr>
+        <w:pStyle w:val="Heading1"/>
+        <w:widowControl/>
+      </w:pPr>
+      <w:r>
+        <w:t>1908-ci ildə buraxılan «Ford Model T» və Ford zavodlarında 1913-cü ildən tətbiq olunan hərəkətli yığım xətti istehsal xərclərini və avtomobilin qiymətini azaltdı. Bu üsulda yığılan avtomobil iş yerləri boyunca hərəkət edir, hər işçi isə müəyyən əməliyyatı yerinə yetirirdi. Həmin dövrdə Fordun zavodlarında əməkhaqqı da yüksəldi.</w:t>
+      </w:r>
+    </w:p>
+    <w:p>
+      <w:pPr>
+        <w:pStyle w:val="Heading1"/>
+        <w:widowControl/>
+      </w:pPr>
+      <w:r>
+        <w:t>Poladın ucuzlaşması, neftdən istifadə və insanların istədikləri vaxt sərbəst səfərə çıxmaq arzusu avtomobilin yayılmasına şərait yaratdı. Sonralar iki dünya müharibəsinin böyük nəqliyyat tələbatı sənayenin çoxlu sayda maşın istehsal etmək imkanlarını genişləndirdi.</w:t>
       </w:r>
     </w:p>
     <w:p>
@@ -159,10 +225,29 @@
     </w:p>
     <w:p>
       <w:pPr>
+        <w:pStyle w:val="Heading1"/>
         <w:widowControl/>
       </w:pPr>
       <w:r>
-        <w:t>Avtomobildə mexanika, yanacaq və rezinlə bağlı kimya, sonralar isə mühərrik idarəetməsi və təhlükəsizlik üçün hesablama texnologiyaları birləşdi. O, yol hərəkəti mühəndisliyinin, toqquşmaların elmi öyrənilməsinin və işlənmiş qazların kimyasının inkişafını tələb etdi. Avtomobil ayrı bir kəşfdən çox, müxtəlif həllərin uğurlu birləşməsidir. Bu birləşmə bir çox laboratoriya kəşfindən daha çox insanın həyatını dəyişdi.</w:t>
+        <w:t>Avtomobilin quruluşunda müxtəlif sahələrin bilikləri birləşir. Hərəkət və qüvvələr mexanika ilə, yanacağın və rezinin xüsusiyyətləri kimya ilə bağlıdır. Sonralar mühərriki idarə etmək və təhlükəsizliyi artırmaq üçün hesablama texnologiyalarından da istifadə olunmağa başladı.</w:t>
+      </w:r>
+    </w:p>
+    <w:p>
+      <w:pPr>
+        <w:pStyle w:val="Heading1"/>
+        <w:widowControl/>
+      </w:pPr>
+      <w:r>
+        <w:t>Avtomobillərin yayılması yol hərəkətinin elmi əsaslarla təşkilinə, toqquşmaların araşdırılmasına və mühərrikdən çıxan qazların kimyəvi tərkibinin öyrənilməsinə ehtiyac yaratdı.</w:t>
+      </w:r>
+    </w:p>
+    <w:p>
+      <w:pPr>
+        <w:pStyle w:val="Heading1"/>
+        <w:widowControl/>
+      </w:pPr>
+      <w:r>
+        <w:t>Bu baxımdan avtomobil ayrıca bir kəşfdən çox, müxtəlif texniki həllərin bir araya gətirilməsinin nəticəsidir. Həmin həllərin birlikdə işləməsi milyonlarla insanın gündəlik həyatına təsir göstərdi.</w:t>
       </w:r>
     </w:p>
     <w:p>
@@ -176,10 +261,11 @@
     </w:p>
     <w:p>
       <w:pPr>
+        <w:pStyle w:val="Heading1"/>
         <w:widowControl/>
       </w:pPr>
       <w:r>
-        <w:t>Avtomobillə birlikdə magistrallar, yolkənarı motellər, ticarət mərkəzləri və yükün məhz lazım olan vaxt çatdırıldığı təchizat sistemi genişləndi. Yol hərəkəti qaydaları, sürücülük vəsiqələri və neft sənayesinin siyasi çəkisi də artdı. Elektromobillər köhnə bir fikrə yeni batareyalarla qayıdır. Sürücüyə yardım sistemləri qapıdan qapıya gedən şəxsi kabinəyə əlavə edilmiş növbəti texnoloji qatdır.</w:t>
+        <w:t>Avtomobillər yayıldıqca magistral yollar, yolkənarı mehmanxanalar — motellər — və ticarət mərkəzləri də çoxaldı. Malları məhz ehtiyac duyulan vaxtda çatdırmağa əsaslanan təchizat üsulları genişləndi.</w:t>
       </w:r>
     </w:p>
     <w:p>
@@ -188,15 +274,61 @@
         <w:widowControl/>
       </w:pPr>
       <w:r>
-        <w:t>İnsan həyatını necə dəyişib</w:t>
+        <w:t>Yol hərəkətini tənzimləyən qaydalar və sürücülük vəsiqəsi sistemi inkişaf etdi. Neft sənayesinin iqtisadi əhəmiyyəti ilə yanaşı, siyasi təsiri də artdı.</w:t>
       </w:r>
     </w:p>
     <w:p>
       <w:pPr>
+        <w:pStyle w:val="Heading1"/>
         <w:widowControl/>
       </w:pPr>
       <w:r>
-        <w:t>İnsanlar fərdi nəqliyyat qazandılar, lakin bir çox şəhərdə piyada rahat hərəkətə imkan verən sıx yaşayış quruluşu zəiflədi. Ailələr işdən daha uzaqda yaşaya bildi, bəzi kəndlər boşaldı. Bir çox ölkədə yol qəzaları gənclər arasında əsas ölüm səbəblərindən birinə çevrildi. Avtomobil azadlıqla onun bədəlini bir araya gətirir. Cəmiyyətlər bu azadlığı qoruyub zərəri azaltmaq üçün küçələri və mühərrikləri yenidən layihələndirirlər.</w:t>
+        <w:t>Elektrik avtomobilləri tamamilə yeni fikir deyil. Onların sonrakı inkişafında daha yaxşı batareyalar mühüm rol oynadı. Sürücüyə yardım edən sistemlər isə avtomobilin idarə olunmasını asanlaşdıran və təhlükəsizliyini artırmağa çalışan növbəti yeniliklər oldu.</w:t>
+      </w:r>
+    </w:p>
+    <w:p>
+      <w:pPr>
+        <w:pStyle w:val="Heading1"/>
+        <w:widowControl/>
+      </w:pPr>
+      <w:r>
+        <w:t>İnsan həyatını necə dəyişib?</w:t>
+      </w:r>
+    </w:p>
+    <w:p>
+      <w:pPr>
+        <w:pStyle w:val="Heading1"/>
+        <w:widowControl/>
+      </w:pPr>
+      <w:r>
+        <w:t>Avtomobil insanlara səfərin vaxtını və yolunu daha sərbəst seçmək imkanı verdi. Ailələr iş yerlərindən uzaqda yaşayıb hər gün işə gedib-gələ bildilər.</w:t>
+      </w:r>
+    </w:p>
+    <w:p>
+      <w:pPr>
+        <w:pStyle w:val="Heading1"/>
+        <w:widowControl/>
+      </w:pPr>
+      <w:r>
+        <w:t>Ancaq avtomobilə uyğun qurulan bir çox şəhərdə yaşayış yerləri bir-birindən aralandı, gündəlik işləri piyada görmək çətinləşdi. Əhalinin məskunlaşması da dəyişdi; bəzi kəndlər boşaldı.</w:t>
+      </w:r>
+    </w:p>
+    <w:p>
+      <w:pPr>
+        <w:pStyle w:val="Heading1"/>
+        <w:widowControl/>
+      </w:pPr>
+      <w:r>
+        <w:t>Yol qəzaları ciddi insan itkilərinə səbəb oldu və bir çox ölkədə gənclər üçün əsas ölüm təhlükələrindən birinə çevrildi. Beləliklə, avtomobilin verdiyi sərbəstlik təhlükəsizlik və ətraf mühit problemləri ilə yanaşı gəldi.</w:t>
+      </w:r>
+    </w:p>
+    <w:p>
+      <w:pPr>
+        <w:pStyle w:val="Heading1"/>
+        <w:widowControl/>
+      </w:pPr>
+      <w:r>
+        <w:t>Cəmiyyətlər indi insanların hərəkət imkanlarını qorumaqla bu zərərləri azaltmağa çalışırlar. Bunun üçün həm küçələrin quruluşu, həm də avtomobillərin mühərrik və təhlükəsizlik sistemləri təkmilləşdirilir.</w:t>
       </w:r>
     </w:p>
     <w:p>
@@ -217,7 +349,7 @@
         <w:rPr>
           <w:sz w:val="20"/>
         </w:rPr>
-        <w:t>C Qurumların materialları və ensiklopedik mənbələr</w:t>
+        <w:t>Qurumların materialları və ensiklopedik mənbələr</w:t>
       </w:r>
     </w:p>
     <w:p>
@@ -253,7 +385,7 @@
         <w:rPr>
           <w:sz w:val="20"/>
         </w:rPr>
-        <w:t>D Muzey arxiv və kitabxana materialları</w:t>
+        <w:t>Muzey arxiv və kitabxana materialları</w:t>
       </w:r>
     </w:p>
     <w:p>
